--- a/SRS Updated.docx
+++ b/SRS Updated.docx
@@ -5663,12 +5663,24 @@
           <w14:ligatures w14:val="none"/>
         </w:rPr>
       </w:r>
+      <w:r/>
+      <w:r>
+        <w:rPr>
+          <w:highlight w:val="none"/>
+          <w14:ligatures w14:val="none"/>
+        </w:rPr>
+      </w:r>
+      <w:r>
+        <w:rPr>
+          <w14:ligatures w14:val="none"/>
+        </w:rPr>
+      </w:r>
       <w:r>
         <mc:AlternateContent>
           <mc:Choice Requires="wpg">
             <w:drawing>
               <wp:inline xmlns:wp="http://schemas.openxmlformats.org/drawingml/2006/wordprocessingDrawing" distT="0" distB="0" distL="0" distR="0">
-                <wp:extent cx="5943600" cy="4324350"/>
+                <wp:extent cx="5943600" cy="3822211"/>
                 <wp:effectExtent l="0" t="0" r="0" b="0"/>
                 <wp:docPr id="3" name=""/>
                 <wp:cNvGraphicFramePr>
@@ -5678,7 +5690,7 @@
                   <a:graphicData uri="http://schemas.openxmlformats.org/drawingml/2006/picture">
                     <pic:pic xmlns:pic="http://schemas.openxmlformats.org/drawingml/2006/picture">
                       <pic:nvPicPr>
-                        <pic:cNvPr id="729140759" name=""/>
+                        <pic:cNvPr id="1960040500" name=""/>
                         <pic:cNvPicPr>
                           <a:picLocks noChangeAspect="1"/>
                         </pic:cNvPicPr>
@@ -5691,7 +5703,7 @@
                       <pic:spPr bwMode="auto">
                         <a:xfrm>
                           <a:off x="0" y="0"/>
-                          <a:ext cx="5943599" cy="4324349"/>
+                          <a:ext cx="5943599" cy="3822210"/>
                         </a:xfrm>
                         <a:prstGeom prst="rect">
                           <a:avLst/>
@@ -5724,19 +5736,13 @@
                 <v:path o:extrusionok="f" gradientshapeok="t" o:connecttype="rect"/>
                 <o:lock v:ext="edit" aspectratio="t"/>
               </v:shapetype>
-              <v:shape id="_x0000_i2" o:spid="_x0000_s2" type="#_x0000_t75" style="width:468.00pt;height:340.50pt;mso-wrap-distance-left:0.00pt;mso-wrap-distance-top:0.00pt;mso-wrap-distance-right:0.00pt;mso-wrap-distance-bottom:0.00pt;z-index:1;" stroked="false">
+              <v:shape id="_x0000_i2" o:spid="_x0000_s2" type="#_x0000_t75" style="width:468.00pt;height:300.96pt;mso-wrap-distance-left:0.00pt;mso-wrap-distance-top:0.00pt;mso-wrap-distance-right:0.00pt;mso-wrap-distance-bottom:0.00pt;z-index:1;" stroked="false">
                 <v:imagedata r:id="rId12" o:title=""/>
                 <o:lock v:ext="edit" rotation="t"/>
               </v:shape>
             </w:pict>
           </mc:Fallback>
         </mc:AlternateContent>
-      </w:r>
-      <w:r>
-        <w:rPr>
-          <w:highlight w:val="none"/>
-          <w14:ligatures w14:val="none"/>
-        </w:rPr>
       </w:r>
       <w:r>
         <w:rPr>
@@ -8290,6 +8296,64 @@
         <w:rPr>
           <w:sz w:val="24"/>
           <w:szCs w:val="24"/>
+        </w:rPr>
+      </w:r>
+    </w:p>
+    <w:p>
+      <w:pPr>
+        <w:pBdr/>
+        <w:spacing/>
+        <w:ind/>
+        <w:rPr>
+          <w:b/>
+          <w:bCs/>
+          <w:highlight w:val="none"/>
+          <w:lang w:val="en-US"/>
+        </w:rPr>
+      </w:pPr>
+      <w:r>
+        <w:rPr>
+          <w:b/>
+          <w:bCs/>
+          <w:highlight w:val="none"/>
+          <w:lang w:val="en-US"/>
+        </w:rPr>
+      </w:r>
+      <w:r>
+        <w:rPr>
+          <w:b/>
+          <w:bCs/>
+          <w:highlight w:val="none"/>
+          <w:lang w:val="en-US"/>
+        </w:rPr>
+      </w:r>
+    </w:p>
+    <w:p>
+      <w:pPr>
+        <w:pBdr/>
+        <w:spacing/>
+        <w:ind/>
+        <w:rPr>
+          <w:b/>
+          <w:bCs/>
+          <w:highlight w:val="none"/>
+          <w:lang w:val="en-US"/>
+        </w:rPr>
+      </w:pPr>
+      <w:r>
+        <w:rPr>
+          <w:b/>
+          <w:bCs/>
+          <w:highlight w:val="none"/>
+          <w:lang w:val="en-US"/>
+        </w:rPr>
+      </w:r>
+      <w:r>
+        <w:rPr>
+          <w:b/>
+          <w:bCs/>
+          <w:highlight w:val="none"/>
+          <w:lang w:val="en-US"/>
         </w:rPr>
       </w:r>
     </w:p>
